--- a/research/competitive_analysis_report_EN.docx
+++ b/research/competitive_analysis_report_EN.docx
@@ -135,7 +135,7 @@
           <w:sz w:val="20"/>
           <w:szCs w:val="20"/>
         </w:rPr>
-        <w:t xml:space="preserve">Version 1.0</w:t>
+        <w:t xml:space="preserve">Version 2.1</w:t>
       </w:r>
     </w:p>
     <w:p>
@@ -152,7 +152,24 @@
           <w:sz w:val="20"/>
           <w:szCs w:val="20"/>
         </w:rPr>
-        <w:t xml:space="preserve">April 2026</w:t>
+        <w:t xml:space="preserve">2 May 2026</w:t>
+      </w:r>
+    </w:p>
+    <w:p>
+      <w:pPr>
+        <w:spacing w:after="160" w:before="120"/>
+        <w:jc w:val="center"/>
+      </w:pPr>
+      <w:r>
+        <w:rPr>
+          <w:rFonts w:ascii="Arial" w:cs="Arial" w:eastAsia="Arial" w:hAnsi="Arial"/>
+          <w:i/>
+          <w:iCs/>
+          <w:color w:val="7F7F7F"/>
+          <w:sz w:val="18"/>
+          <w:szCs w:val="18"/>
+        </w:rPr>
+        <w:t xml:space="preserve">Revision history: v1.0 (Mar 2026) initial draft — v2.0 (Apr 2026) post-implementation rewrite — v2.1 (2 May 2026) end-of-Phase-4 cleanup, terminology aligned with delivered code, MoSCoW status updated, version labels harmonised across companion documents.</w:t>
       </w:r>
     </w:p>
     <w:p>
